--- a/(산업통상부) 지식서비스산업기술개발사업.docx
+++ b/(산업통상부) 지식서비스산업기술개발사업.docx
@@ -14,7 +14,7 @@
           <w:b/>
           <w:bCs/>
         </w:rPr>
-        <w:t xml:space="preserve">2026년 우수 정보보호 기술(제품·서비스) 지정제도 </w:t>
+        <w:t>2026년도 지식서비스산업기술개발사업(서비스산업융합고도화) 요약</w:t>
       </w:r>
     </w:p>
     <w:p>
@@ -38,360 +38,108 @@
       <w:pPr>
         <w:numPr>
           <w:ilvl w:val="0"/>
-          <w:numId w:val="1"/>
+          <w:numId w:val="7"/>
         </w:numPr>
       </w:pPr>
       <w:r>
-        <w:t>공고: 과학기술정보통신부 공고 제2026-0428호 (2026.4.15)</w:t>
+        <w:t>공고: 산업통상부 공고 제2026–394호 (2026.5.29)</w:t>
       </w:r>
     </w:p>
     <w:p>
       <w:pPr>
         <w:numPr>
           <w:ilvl w:val="0"/>
-          <w:numId w:val="1"/>
+          <w:numId w:val="7"/>
         </w:numPr>
       </w:pPr>
       <w:r>
-        <w:t xml:space="preserve">근거: 「정보보호산업의 진흥에 관한 법률」 제18조(우수 </w:t>
+        <w:t xml:space="preserve">세부사업: </w:t>
+      </w:r>
+      <w:proofErr w:type="gramStart"/>
+      <w:r>
+        <w:t>지식서비스산업기술개발 /</w:t>
+      </w:r>
+      <w:proofErr w:type="gramEnd"/>
+      <w:r>
+        <w:t xml:space="preserve"> 내역: </w:t>
       </w:r>
       <w:proofErr w:type="spellStart"/>
       <w:r>
-        <w:t>정보보호기술등의</w:t>
+        <w:t>서비스산업융합고도화기술개발</w:t>
       </w:r>
       <w:proofErr w:type="spellEnd"/>
-      <w:r>
-        <w:t xml:space="preserve"> 지정)</w:t>
-      </w:r>
     </w:p>
     <w:p>
       <w:pPr>
         <w:numPr>
           <w:ilvl w:val="0"/>
-          <w:numId w:val="1"/>
+          <w:numId w:val="7"/>
         </w:numPr>
       </w:pPr>
       <w:r>
-        <w:t xml:space="preserve">지정 주체: </w:t>
-      </w:r>
-      <w:proofErr w:type="gramStart"/>
-      <w:r>
-        <w:t>과학기술정보통신부 /</w:t>
-      </w:r>
-      <w:proofErr w:type="gramEnd"/>
-      <w:r>
-        <w:t xml:space="preserve"> 전담기관: 한국인터넷진흥원(KISA)</w:t>
+        <w:t xml:space="preserve">전문기관: </w:t>
+      </w:r>
+      <w:proofErr w:type="spellStart"/>
+      <w:r>
+        <w:t>한국산업기술기획평가원</w:t>
+      </w:r>
+      <w:proofErr w:type="spellEnd"/>
+      <w:r>
+        <w:t>(KEIT)</w:t>
       </w:r>
     </w:p>
     <w:p>
       <w:pPr>
         <w:numPr>
           <w:ilvl w:val="0"/>
-          <w:numId w:val="1"/>
+          <w:numId w:val="7"/>
         </w:numPr>
       </w:pPr>
       <w:r>
-        <w:t>목적: 정보보호 분야 유망 신기술·제품·서비스 발굴·지원을 통한 민간 R&amp;D 투자 활성화 및 판로개척 지원</w:t>
-      </w:r>
-    </w:p>
-    <w:p>
+        <w:t xml:space="preserve">신청시스템: </w:t>
+      </w:r>
+      <w:proofErr w:type="spellStart"/>
+      <w:r>
+        <w:t>범부처통합연구지원시스템</w:t>
+      </w:r>
+      <w:proofErr w:type="spellEnd"/>
+      <w:r>
+        <w:t>(IRIS</w:t>
+      </w:r>
+      <w:proofErr w:type="gramStart"/>
+      <w:r>
+        <w:t>) /</w:t>
+      </w:r>
+      <w:proofErr w:type="gramEnd"/>
+      <w:r>
+        <w:t xml:space="preserve"> 공고 확인은 SROME(srome.keit.re.kr)도 가능, </w:t>
+      </w:r>
       <w:r>
         <w:rPr>
           <w:b/>
           <w:bCs/>
         </w:rPr>
-        <w:t>신청 개요</w:t>
+        <w:t>두 곳 모두 회원가입 필수</w:t>
       </w:r>
     </w:p>
     <w:p>
       <w:pPr>
         <w:numPr>
           <w:ilvl w:val="0"/>
-          <w:numId w:val="2"/>
+          <w:numId w:val="7"/>
         </w:numPr>
       </w:pPr>
       <w:r>
-        <w:t xml:space="preserve">신청기간: </w:t>
-      </w:r>
+        <w:t>목적: 지식서비스 고도화와 제조업 융합을 통한 산업 혁신, 첨단기술 기반 신시장 창출 및 글로벌 경쟁력 강화</w:t>
+      </w:r>
+    </w:p>
+    <w:p>
       <w:r>
         <w:rPr>
           <w:b/>
           <w:bCs/>
         </w:rPr>
-        <w:t xml:space="preserve">2026.4.15(수) ~ </w:t>
-      </w:r>
-      <w:r>
-        <w:rPr>
-          <w:rFonts w:hint="eastAsia"/>
-          <w:b/>
-          <w:bCs/>
-        </w:rPr>
-        <w:t>6</w:t>
-      </w:r>
-      <w:r>
-        <w:rPr>
-          <w:b/>
-          <w:bCs/>
-        </w:rPr>
-        <w:t>.</w:t>
-      </w:r>
-      <w:r>
-        <w:rPr>
-          <w:rFonts w:hint="eastAsia"/>
-          <w:b/>
-          <w:bCs/>
-        </w:rPr>
-        <w:t>29</w:t>
-      </w:r>
-      <w:r>
-        <w:rPr>
-          <w:b/>
-          <w:bCs/>
-        </w:rPr>
-        <w:t>(금) 18:00까지</w:t>
-      </w:r>
-      <w:r>
-        <w:t xml:space="preserve"> (마감 이후 </w:t>
-      </w:r>
-      <w:proofErr w:type="spellStart"/>
-      <w:r>
-        <w:t>도착분</w:t>
-      </w:r>
-      <w:proofErr w:type="spellEnd"/>
-      <w:r>
-        <w:t xml:space="preserve"> </w:t>
-      </w:r>
-      <w:proofErr w:type="spellStart"/>
-      <w:r>
-        <w:t>미접수</w:t>
-      </w:r>
-      <w:proofErr w:type="spellEnd"/>
-      <w:r>
-        <w:t>)</w:t>
-      </w:r>
-    </w:p>
-    <w:p>
-      <w:pPr>
-        <w:numPr>
-          <w:ilvl w:val="0"/>
-          <w:numId w:val="2"/>
-        </w:numPr>
-      </w:pPr>
-      <w:r>
-        <w:t xml:space="preserve">신청방법: 이메일(woosu@kisa.or.kr) 온라인 제출, 설명회 별도 </w:t>
-      </w:r>
-      <w:proofErr w:type="spellStart"/>
-      <w:r>
-        <w:t>미실시</w:t>
-      </w:r>
-      <w:proofErr w:type="spellEnd"/>
-    </w:p>
-    <w:p>
-      <w:pPr>
-        <w:numPr>
-          <w:ilvl w:val="0"/>
-          <w:numId w:val="2"/>
-        </w:numPr>
-      </w:pPr>
-      <w:r>
-        <w:t xml:space="preserve">문의: KISA </w:t>
-      </w:r>
-      <w:proofErr w:type="spellStart"/>
-      <w:r>
-        <w:t>정보보호공시제도팀</w:t>
-      </w:r>
-      <w:proofErr w:type="spellEnd"/>
-      <w:r>
-        <w:t xml:space="preserve"> (061-820-3215)</w:t>
-      </w:r>
-    </w:p>
-    <w:p>
-      <w:pPr>
-        <w:numPr>
-          <w:ilvl w:val="0"/>
-          <w:numId w:val="2"/>
-        </w:numPr>
-      </w:pPr>
-      <w:r>
-        <w:rPr>
-          <w:b/>
-          <w:bCs/>
-        </w:rPr>
-        <w:t>선정 규모: 평가 결과에 따라 최대 12개사</w:t>
-      </w:r>
-    </w:p>
-    <w:p>
-      <w:r>
-        <w:rPr>
-          <w:b/>
-          <w:bCs/>
-        </w:rPr>
-        <w:t>신청자격</w:t>
-      </w:r>
-    </w:p>
-    <w:p>
-      <w:pPr>
-        <w:numPr>
-          <w:ilvl w:val="0"/>
-          <w:numId w:val="3"/>
-        </w:numPr>
-      </w:pPr>
-      <w:r>
-        <w:t xml:space="preserve">「벤처기업법」 제2조의2 요건에 부합하고 </w:t>
-      </w:r>
-      <w:r>
-        <w:rPr>
-          <w:b/>
-          <w:bCs/>
-        </w:rPr>
-        <w:t>벤처기업확인서를 보유한 정보보호 벤처기업</w:t>
-      </w:r>
-    </w:p>
-    <w:p>
-      <w:pPr>
-        <w:numPr>
-          <w:ilvl w:val="0"/>
-          <w:numId w:val="3"/>
-        </w:numPr>
-      </w:pPr>
-      <w:proofErr w:type="spellStart"/>
-      <w:r>
-        <w:t>제로트러스트</w:t>
-      </w:r>
-      <w:proofErr w:type="spellEnd"/>
-      <w:r>
-        <w:t>, AI, 클라우드, 지능형 CCTV 등 혁신기술을 활용해 개발·개량한 물리보안·정보보안·융합보안 분야의 기술·제품·서비스 보유</w:t>
-      </w:r>
-    </w:p>
-    <w:p>
-      <w:r>
-        <w:rPr>
-          <w:b/>
-          <w:bCs/>
-        </w:rPr>
-        <w:t>신청(지원) 제외 대상</w:t>
-      </w:r>
-      <w:r>
-        <w:t xml:space="preserve"> 부정한 방법으로 </w:t>
-      </w:r>
-      <w:proofErr w:type="spellStart"/>
-      <w:r>
-        <w:t>지정받은</w:t>
-      </w:r>
-      <w:proofErr w:type="spellEnd"/>
-      <w:r>
-        <w:t xml:space="preserve"> 경우, 국세·지방세 체납, 양도·양수·부도·폐업 등 </w:t>
-      </w:r>
-      <w:proofErr w:type="spellStart"/>
-      <w:r>
-        <w:t>미영업</w:t>
-      </w:r>
-      <w:proofErr w:type="spellEnd"/>
-      <w:r>
-        <w:t>, 부당노동·불공정거래·입찰담합 등 사회적 물의 기업, '정보보호 제품 혁신대상' 선정 기술·제품 등</w:t>
-      </w:r>
-    </w:p>
-    <w:p>
-      <w:r>
-        <w:rPr>
-          <w:b/>
-          <w:bCs/>
-        </w:rPr>
-        <w:t>평가 방법 및 기준</w:t>
-      </w:r>
-    </w:p>
-    <w:p>
-      <w:pPr>
-        <w:numPr>
-          <w:ilvl w:val="0"/>
-          <w:numId w:val="4"/>
-        </w:numPr>
-      </w:pPr>
-      <w:r>
-        <w:t>1단계: 자격요건 검토(자격 충족 여부 및 제출서류 검토)</w:t>
-      </w:r>
-    </w:p>
-    <w:p>
-      <w:pPr>
-        <w:numPr>
-          <w:ilvl w:val="0"/>
-          <w:numId w:val="4"/>
-        </w:numPr>
-      </w:pPr>
-      <w:r>
-        <w:t>2단계: 심사위원회 서면검토 + 발표심사</w:t>
-      </w:r>
-    </w:p>
-    <w:p>
-      <w:pPr>
-        <w:numPr>
-          <w:ilvl w:val="0"/>
-          <w:numId w:val="4"/>
-        </w:numPr>
-      </w:pPr>
-      <w:r>
-        <w:t xml:space="preserve">평가지표: </w:t>
-      </w:r>
-      <w:proofErr w:type="gramStart"/>
-      <w:r>
-        <w:rPr>
-          <w:b/>
-          <w:bCs/>
-        </w:rPr>
-        <w:t>신규성 /</w:t>
-      </w:r>
-      <w:proofErr w:type="gramEnd"/>
-      <w:r>
-        <w:rPr>
-          <w:b/>
-          <w:bCs/>
-        </w:rPr>
-        <w:t xml:space="preserve"> </w:t>
-      </w:r>
-      <w:proofErr w:type="gramStart"/>
-      <w:r>
-        <w:rPr>
-          <w:b/>
-          <w:bCs/>
-        </w:rPr>
-        <w:t>독창성 /</w:t>
-      </w:r>
-      <w:proofErr w:type="gramEnd"/>
-      <w:r>
-        <w:rPr>
-          <w:b/>
-          <w:bCs/>
-        </w:rPr>
-        <w:t xml:space="preserve"> 사업화 가능성</w:t>
-      </w:r>
-    </w:p>
-    <w:p>
-      <w:pPr>
-        <w:numPr>
-          <w:ilvl w:val="0"/>
-          <w:numId w:val="4"/>
-        </w:numPr>
-      </w:pPr>
-      <w:r>
-        <w:t xml:space="preserve">합격선: 최고점·최저점 제외 평균 </w:t>
-      </w:r>
-      <w:r>
-        <w:rPr>
-          <w:b/>
-          <w:bCs/>
-        </w:rPr>
-        <w:t>70점 이상</w:t>
-      </w:r>
-      <w:r>
-        <w:t xml:space="preserve"> 시 지정 (적격 기술 없으면 </w:t>
-      </w:r>
-      <w:proofErr w:type="spellStart"/>
-      <w:r>
-        <w:t>미지정</w:t>
-      </w:r>
-      <w:proofErr w:type="spellEnd"/>
-      <w:r>
-        <w:t xml:space="preserve"> 가능)</w:t>
+        <w:t>지원 규모 및 기간 (핵심: 2단계 경쟁형 구조)</w:t>
       </w:r>
     </w:p>
     <w:tbl>
@@ -407,8 +155,8 @@
         <w:tblLook w:val="04A0" w:firstRow="1" w:lastRow="0" w:firstColumn="1" w:lastColumn="0" w:noHBand="0" w:noVBand="1"/>
       </w:tblPr>
       <w:tblGrid>
-        <w:gridCol w:w="1505"/>
-        <w:gridCol w:w="6479"/>
+        <w:gridCol w:w="1761"/>
+        <w:gridCol w:w="5880"/>
       </w:tblGrid>
       <w:tr>
         <w:trPr>
@@ -433,8 +181,7 @@
                 <w:b/>
                 <w:bCs/>
               </w:rPr>
-              <w:lastRenderedPageBreak/>
-              <w:t>지표</w:t>
+              <w:t>구분</w:t>
             </w:r>
           </w:p>
         </w:tc>
@@ -456,7 +203,7 @@
                 <w:b/>
                 <w:bCs/>
               </w:rPr>
-              <w:t>세부 평가항목</w:t>
+              <w:t>내용</w:t>
             </w:r>
           </w:p>
         </w:tc>
@@ -473,7 +220,7 @@
           </w:tcPr>
           <w:p>
             <w:r>
-              <w:t>신규성</w:t>
+              <w:t>공고예산</w:t>
             </w:r>
           </w:p>
         </w:tc>
@@ -485,7 +232,22 @@
           </w:tcPr>
           <w:p>
             <w:r>
-              <w:t>기존 기술과의 차별성, 기술 진보성</w:t>
+              <w:t>10</w:t>
+            </w:r>
+            <w:proofErr w:type="gramStart"/>
+            <w:r>
+              <w:t>억원 /</w:t>
+            </w:r>
+            <w:proofErr w:type="gramEnd"/>
+            <w:r>
+              <w:t xml:space="preserve"> </w:t>
+            </w:r>
+            <w:r>
+              <w:rPr>
+                <w:b/>
+                <w:bCs/>
+              </w:rPr>
+              <w:t>신규 10개 과제</w:t>
             </w:r>
           </w:p>
         </w:tc>
@@ -502,7 +264,7 @@
           </w:tcPr>
           <w:p>
             <w:r>
-              <w:t>독창성</w:t>
+              <w:t>과제당 지원</w:t>
             </w:r>
           </w:p>
         </w:tc>
@@ -514,15 +276,7 @@
           </w:tcPr>
           <w:p>
             <w:r>
-              <w:t xml:space="preserve">기술 </w:t>
-            </w:r>
-            <w:proofErr w:type="spellStart"/>
-            <w:r>
-              <w:t>가치성</w:t>
-            </w:r>
-            <w:proofErr w:type="spellEnd"/>
-            <w:r>
-              <w:t>, 혁신 원천기술성, 기술 발전성</w:t>
+              <w:t>100백만원</w:t>
             </w:r>
           </w:p>
         </w:tc>
@@ -539,7 +293,7 @@
           </w:tcPr>
           <w:p>
             <w:r>
-              <w:t>사업화 가능성</w:t>
+              <w:t>1단계 (BM개발)</w:t>
             </w:r>
           </w:p>
         </w:tc>
@@ -551,7 +305,66 @@
           </w:tcPr>
           <w:p>
             <w:r>
-              <w:t>기술 완성도(TRL), 시장규모·성장성, 성능평가 인증, 투자 가능성</w:t>
+              <w:t xml:space="preserve">1억원, </w:t>
+            </w:r>
+            <w:r>
+              <w:rPr>
+                <w:b/>
+                <w:bCs/>
+              </w:rPr>
+              <w:t>6개월</w:t>
+            </w:r>
+            <w:r>
+              <w:t xml:space="preserve"> ('26.7.1~12.31) — </w:t>
+            </w:r>
+            <w:proofErr w:type="spellStart"/>
+            <w:r>
+              <w:t>그랜트형</w:t>
+            </w:r>
+            <w:proofErr w:type="spellEnd"/>
+            <w:r>
+              <w:t xml:space="preserve">, 기술료 </w:t>
+            </w:r>
+            <w:proofErr w:type="spellStart"/>
+            <w:r>
+              <w:t>비징수</w:t>
+            </w:r>
+            <w:proofErr w:type="spellEnd"/>
+          </w:p>
+        </w:tc>
+      </w:tr>
+      <w:tr>
+        <w:trPr>
+          <w:tblCellSpacing w:w="15" w:type="dxa"/>
+        </w:trPr>
+        <w:tc>
+          <w:tcPr>
+            <w:tcW w:w="0" w:type="auto"/>
+            <w:vAlign w:val="center"/>
+            <w:hideMark/>
+          </w:tcPr>
+          <w:p>
+            <w:r>
+              <w:t>2단계 (기술개발)</w:t>
+            </w:r>
+          </w:p>
+        </w:tc>
+        <w:tc>
+          <w:tcPr>
+            <w:tcW w:w="0" w:type="auto"/>
+            <w:vAlign w:val="center"/>
+            <w:hideMark/>
+          </w:tcPr>
+          <w:p>
+            <w:r>
+              <w:rPr>
+                <w:b/>
+                <w:bCs/>
+              </w:rPr>
+              <w:t>연 5억원 이내, 36개월</w:t>
+            </w:r>
+            <w:r>
+              <w:t xml:space="preserve"> ('27.1.1~'29.12.31) — 기술료 징수</w:t>
             </w:r>
           </w:p>
         </w:tc>
@@ -559,164 +372,297 @@
     </w:tbl>
     <w:p>
       <w:r>
+        <w:t>1단계 10개 기관을 먼저 선정하고, 6개월 수행실적을 토대로 **비교·상대평가(경쟁기획형)**를 거쳐 2단계 수행기관을 최종 선별합니다. 1·2단계 주관기관은 동일 기업이 원칙(1단계가 비영리 주관이면 2단계는 영리기관으로 변경 필수).</w:t>
+      </w:r>
+    </w:p>
+    <w:p>
+      <w:r>
         <w:rPr>
           <w:b/>
           <w:bCs/>
         </w:rPr>
-        <w:t>지정 혜택</w:t>
-      </w:r>
-    </w:p>
-    <w:p>
-      <w:pPr>
-        <w:numPr>
-          <w:ilvl w:val="0"/>
-          <w:numId w:val="5"/>
-        </w:numPr>
-      </w:pPr>
-      <w:proofErr w:type="spellStart"/>
-      <w:r>
-        <w:t>과기정통부</w:t>
-      </w:r>
-      <w:proofErr w:type="spellEnd"/>
-      <w:r>
-        <w:t xml:space="preserve"> 장관 명의 지정서·지정마크·</w:t>
-      </w:r>
-      <w:proofErr w:type="spellStart"/>
-      <w:r>
-        <w:t>지정현판</w:t>
-      </w:r>
-      <w:proofErr w:type="spellEnd"/>
-      <w:r>
-        <w:t xml:space="preserve">, </w:t>
-      </w:r>
-      <w:proofErr w:type="spellStart"/>
-      <w:r>
-        <w:t>장관상</w:t>
-      </w:r>
-      <w:proofErr w:type="spellEnd"/>
-      <w:r>
-        <w:t xml:space="preserve"> 수여</w:t>
-      </w:r>
-    </w:p>
-    <w:p>
-      <w:pPr>
-        <w:numPr>
-          <w:ilvl w:val="0"/>
-          <w:numId w:val="5"/>
-        </w:numPr>
-      </w:pPr>
-      <w:r>
-        <w:t>KISA 지원사업 공모 참여 시 가점 우대</w:t>
-      </w:r>
-    </w:p>
-    <w:p>
-      <w:pPr>
-        <w:numPr>
-          <w:ilvl w:val="0"/>
-          <w:numId w:val="5"/>
-        </w:numPr>
-      </w:pPr>
-      <w:r>
-        <w:t>기술·기업 설명회 및 구매상담회 연계 홍보</w:t>
-      </w:r>
-    </w:p>
-    <w:p>
-      <w:pPr>
-        <w:numPr>
-          <w:ilvl w:val="0"/>
-          <w:numId w:val="5"/>
-        </w:numPr>
-      </w:pPr>
-      <w:r>
-        <w:t>정부·지자체 수요연계형 공공 판로지원(</w:t>
-      </w:r>
+        <w:t>지원분야 (</w:t>
+      </w:r>
+      <w:proofErr w:type="gramStart"/>
       <w:r>
         <w:rPr>
           <w:b/>
           <w:bCs/>
         </w:rPr>
-        <w:t>창업 7년 이하 기업 우선</w:t>
-      </w:r>
-      <w:r>
-        <w:t>)</w:t>
-      </w:r>
-    </w:p>
-    <w:p>
-      <w:pPr>
-        <w:numPr>
-          <w:ilvl w:val="0"/>
-          <w:numId w:val="5"/>
-        </w:numPr>
-      </w:pPr>
-      <w:r>
-        <w:t xml:space="preserve">유효기간: 지정서 교부일로부터 </w:t>
-      </w:r>
+        <w:t>자유공모 /</w:t>
+      </w:r>
+      <w:proofErr w:type="gramEnd"/>
       <w:r>
         <w:rPr>
           <w:b/>
           <w:bCs/>
         </w:rPr>
-        <w:t>2년</w:t>
-      </w:r>
-      <w:r>
-        <w:t>(이후 효력 자동 상실)</w:t>
-      </w:r>
-    </w:p>
-    <w:p>
+        <w:t xml:space="preserve"> </w:t>
+      </w:r>
+      <w:proofErr w:type="gramStart"/>
       <w:r>
         <w:rPr>
           <w:b/>
           <w:bCs/>
         </w:rPr>
-        <w:t>제출서류 (이메일, PDF·</w:t>
-      </w:r>
-      <w:proofErr w:type="spellStart"/>
+        <w:t>혁신제품형 /</w:t>
+      </w:r>
+      <w:proofErr w:type="gramEnd"/>
       <w:r>
         <w:rPr>
           <w:b/>
           <w:bCs/>
         </w:rPr>
-        <w:t>원본대조필</w:t>
-      </w:r>
-      <w:proofErr w:type="spellEnd"/>
+        <w:t xml:space="preserve"> 일반형)</w:t>
+      </w:r>
+      <w:r>
+        <w:t xml:space="preserve"> 에듀테크·헬스케어·에너지/환경·기업 의사결정·보안/안전·금융·기타 중 </w:t>
+      </w:r>
       <w:r>
         <w:rPr>
           <w:b/>
           <w:bCs/>
         </w:rPr>
-        <w:t xml:space="preserve"> 날인, 5MB 이하)</w:t>
+        <w:t>1개 분야를 선택해 자유 신청</w:t>
+      </w:r>
+      <w:r>
+        <w:t xml:space="preserve">. 분야별 예정 </w:t>
+      </w:r>
+      <w:proofErr w:type="spellStart"/>
+      <w:r>
+        <w:t>과제수는</w:t>
+      </w:r>
+      <w:proofErr w:type="spellEnd"/>
+      <w:r>
+        <w:t xml:space="preserve"> 에듀테크 4, 헬스케어·에너지/환경·기업 의사결정 각 2 등 총 10개(접수 현황에 따라 조정). 과제명 앞에 분야를 괄호로 표기(예: (에듀테크) 과제명).</w:t>
       </w:r>
     </w:p>
     <w:p>
-      <w:pPr>
-        <w:numPr>
-          <w:ilvl w:val="0"/>
-          <w:numId w:val="6"/>
-        </w:numPr>
-      </w:pPr>
-      <w:r>
-        <w:t xml:space="preserve">필수: 지정신청서·서약서·개인정보 동의서, 신청 공문, 사업자등록증, </w:t>
-      </w:r>
       <w:r>
         <w:rPr>
           <w:b/>
           <w:bCs/>
         </w:rPr>
-        <w:t>벤처기업확인서</w:t>
-      </w:r>
-      <w:r>
-        <w:t>, 대상 매출 증빙(해당 시), 국세·지방세 납세증명서, 최근 3년(2023~2025) 재무제표, 발표자료</w:t>
+        <w:t>정부지원연구개발비 지원비율 (2단계, 혁신제품형 기준)</w:t>
       </w:r>
     </w:p>
+    <w:tbl>
+      <w:tblPr>
+        <w:tblW w:w="0" w:type="auto"/>
+        <w:tblCellSpacing w:w="15" w:type="dxa"/>
+        <w:tblCellMar>
+          <w:top w:w="15" w:type="dxa"/>
+          <w:left w:w="15" w:type="dxa"/>
+          <w:bottom w:w="15" w:type="dxa"/>
+          <w:right w:w="15" w:type="dxa"/>
+        </w:tblCellMar>
+        <w:tblLook w:val="04A0" w:firstRow="1" w:lastRow="0" w:firstColumn="1" w:lastColumn="0" w:noHBand="0" w:noVBand="1"/>
+      </w:tblPr>
+      <w:tblGrid>
+        <w:gridCol w:w="1725"/>
+        <w:gridCol w:w="1160"/>
+        <w:gridCol w:w="1175"/>
+      </w:tblGrid>
+      <w:tr>
+        <w:trPr>
+          <w:tblHeader/>
+          <w:tblCellSpacing w:w="15" w:type="dxa"/>
+        </w:trPr>
+        <w:tc>
+          <w:tcPr>
+            <w:tcW w:w="0" w:type="auto"/>
+            <w:vAlign w:val="center"/>
+            <w:hideMark/>
+          </w:tcPr>
+          <w:p>
+            <w:pPr>
+              <w:rPr>
+                <w:b/>
+                <w:bCs/>
+              </w:rPr>
+            </w:pPr>
+            <w:r>
+              <w:rPr>
+                <w:b/>
+                <w:bCs/>
+              </w:rPr>
+              <w:t>기관 유형</w:t>
+            </w:r>
+          </w:p>
+        </w:tc>
+        <w:tc>
+          <w:tcPr>
+            <w:tcW w:w="0" w:type="auto"/>
+            <w:vAlign w:val="center"/>
+            <w:hideMark/>
+          </w:tcPr>
+          <w:p>
+            <w:pPr>
+              <w:rPr>
+                <w:b/>
+                <w:bCs/>
+              </w:rPr>
+            </w:pPr>
+            <w:r>
+              <w:rPr>
+                <w:b/>
+                <w:bCs/>
+              </w:rPr>
+              <w:t>원천기술형</w:t>
+            </w:r>
+          </w:p>
+        </w:tc>
+        <w:tc>
+          <w:tcPr>
+            <w:tcW w:w="0" w:type="auto"/>
+            <w:vAlign w:val="center"/>
+            <w:hideMark/>
+          </w:tcPr>
+          <w:p>
+            <w:pPr>
+              <w:rPr>
+                <w:b/>
+                <w:bCs/>
+              </w:rPr>
+            </w:pPr>
+            <w:r>
+              <w:rPr>
+                <w:b/>
+                <w:bCs/>
+              </w:rPr>
+              <w:t>혁신제품형</w:t>
+            </w:r>
+          </w:p>
+        </w:tc>
+      </w:tr>
+      <w:tr>
+        <w:trPr>
+          <w:tblCellSpacing w:w="15" w:type="dxa"/>
+        </w:trPr>
+        <w:tc>
+          <w:tcPr>
+            <w:tcW w:w="0" w:type="auto"/>
+            <w:vAlign w:val="center"/>
+            <w:hideMark/>
+          </w:tcPr>
+          <w:p>
+            <w:r>
+              <w:t>중소기업</w:t>
+            </w:r>
+          </w:p>
+        </w:tc>
+        <w:tc>
+          <w:tcPr>
+            <w:tcW w:w="0" w:type="auto"/>
+            <w:vAlign w:val="center"/>
+            <w:hideMark/>
+          </w:tcPr>
+          <w:p>
+            <w:r>
+              <w:t>75% 이하</w:t>
+            </w:r>
+          </w:p>
+        </w:tc>
+        <w:tc>
+          <w:tcPr>
+            <w:tcW w:w="0" w:type="auto"/>
+            <w:vAlign w:val="center"/>
+            <w:hideMark/>
+          </w:tcPr>
+          <w:p>
+            <w:r>
+              <w:t>67% 이하</w:t>
+            </w:r>
+          </w:p>
+        </w:tc>
+      </w:tr>
+      <w:tr>
+        <w:trPr>
+          <w:tblCellSpacing w:w="15" w:type="dxa"/>
+        </w:trPr>
+        <w:tc>
+          <w:tcPr>
+            <w:tcW w:w="0" w:type="auto"/>
+            <w:vAlign w:val="center"/>
+            <w:hideMark/>
+          </w:tcPr>
+          <w:p>
+            <w:r>
+              <w:lastRenderedPageBreak/>
+              <w:t>중견기업</w:t>
+            </w:r>
+          </w:p>
+        </w:tc>
+        <w:tc>
+          <w:tcPr>
+            <w:tcW w:w="0" w:type="auto"/>
+            <w:vAlign w:val="center"/>
+            <w:hideMark/>
+          </w:tcPr>
+          <w:p>
+            <w:r>
+              <w:t>70% 이하</w:t>
+            </w:r>
+          </w:p>
+        </w:tc>
+        <w:tc>
+          <w:tcPr>
+            <w:tcW w:w="0" w:type="auto"/>
+            <w:vAlign w:val="center"/>
+            <w:hideMark/>
+          </w:tcPr>
+          <w:p>
+            <w:r>
+              <w:t>50% 이하</w:t>
+            </w:r>
+          </w:p>
+        </w:tc>
+      </w:tr>
+      <w:tr>
+        <w:trPr>
+          <w:tblCellSpacing w:w="15" w:type="dxa"/>
+        </w:trPr>
+        <w:tc>
+          <w:tcPr>
+            <w:tcW w:w="0" w:type="auto"/>
+            <w:vAlign w:val="center"/>
+            <w:hideMark/>
+          </w:tcPr>
+          <w:p>
+            <w:r>
+              <w:t>그 외 대기업 등</w:t>
+            </w:r>
+          </w:p>
+        </w:tc>
+        <w:tc>
+          <w:tcPr>
+            <w:tcW w:w="0" w:type="auto"/>
+            <w:vAlign w:val="center"/>
+            <w:hideMark/>
+          </w:tcPr>
+          <w:p>
+            <w:r>
+              <w:t>50% 이하</w:t>
+            </w:r>
+          </w:p>
+        </w:tc>
+        <w:tc>
+          <w:tcPr>
+            <w:tcW w:w="0" w:type="auto"/>
+            <w:vAlign w:val="center"/>
+            <w:hideMark/>
+          </w:tcPr>
+          <w:p>
+            <w:r>
+              <w:t>33% 이하</w:t>
+            </w:r>
+          </w:p>
+        </w:tc>
+      </w:tr>
+    </w:tbl>
     <w:p>
-      <w:pPr>
-        <w:numPr>
-          <w:ilvl w:val="0"/>
-          <w:numId w:val="6"/>
-        </w:numPr>
-      </w:pPr>
-      <w:r>
-        <w:t>추가(해당 시): NET·GS인증·신속확인서 등 성능평가 결과, 등록특허·실용신안 증빙, 외부 지출 연구비(계약서·협약서) 증빙, 정부포상 증빙</w:t>
+      <w:r>
+        <w:t>수요기업으로 참여하는 공동기관은 유형과 무관하게 중소기업 수준 지원 가능. 챌린지 트랙·대형통합형·서비스형·국제공동 등은 과제유형과 무관하게 원천기술형 기준 적용 가능.</w:t>
       </w:r>
     </w:p>
     <w:p>
@@ -725,18 +671,292 @@
           <w:b/>
           <w:bCs/>
         </w:rPr>
-        <w:t>유의사항</w:t>
-      </w:r>
-      <w:r>
-        <w:t xml:space="preserve"> 하나의 기술로 기술·제품·서비스에 중복 지원 불가, 제출 서류 일체 </w:t>
+        <w:t>신청자격</w:t>
+      </w:r>
+    </w:p>
+    <w:p>
+      <w:pPr>
+        <w:numPr>
+          <w:ilvl w:val="0"/>
+          <w:numId w:val="8"/>
+        </w:numPr>
+      </w:pPr>
+      <w:r>
+        <w:t>기업·대학·연구기관 등 산업기술혁신촉진법상 기관</w:t>
+      </w:r>
+    </w:p>
+    <w:p>
+      <w:pPr>
+        <w:numPr>
+          <w:ilvl w:val="0"/>
+          <w:numId w:val="8"/>
+        </w:numPr>
+      </w:pPr>
+      <w:r>
+        <w:t xml:space="preserve">기업 주관 시: 접수마감일 현재 </w:t>
+      </w:r>
+      <w:r>
+        <w:rPr>
+          <w:b/>
+          <w:bCs/>
+        </w:rPr>
+        <w:t>법인사업자</w:t>
+      </w:r>
+      <w:r>
+        <w:t xml:space="preserve">여야 하고, 선정평가일 이전 </w:t>
+      </w:r>
+      <w:r>
+        <w:rPr>
+          <w:b/>
+          <w:bCs/>
+        </w:rPr>
+        <w:t>기업부설연구소 보유</w:t>
+      </w:r>
+      <w:r>
+        <w:t>(연구개발전담부서는 불인정)</w:t>
+      </w:r>
+    </w:p>
+    <w:p>
+      <w:pPr>
+        <w:numPr>
+          <w:ilvl w:val="0"/>
+          <w:numId w:val="8"/>
+        </w:numPr>
+      </w:pPr>
+      <w:r>
+        <w:t>국외기관 단독 신청 불가 → 반드시 국내기관과 컨소시엄</w:t>
+      </w:r>
+    </w:p>
+    <w:p>
+      <w:r>
+        <w:rPr>
+          <w:b/>
+          <w:bCs/>
+        </w:rPr>
+        <w:t>평가 절차 및 기준</w:t>
+      </w:r>
+    </w:p>
+    <w:p>
+      <w:pPr>
+        <w:numPr>
+          <w:ilvl w:val="0"/>
+          <w:numId w:val="9"/>
+        </w:numPr>
+      </w:pPr>
+      <w:r>
+        <w:t>절차: 공고(5월) → 접수(6월) → 사전검토(KEIT, 7월) → 계획서 평가·연구비 적정성 검토(</w:t>
       </w:r>
       <w:proofErr w:type="spellStart"/>
       <w:r>
-        <w:t>미반환</w:t>
+        <w:t>평가위</w:t>
       </w:r>
       <w:proofErr w:type="spellEnd"/>
       <w:r>
-        <w:t>, 허위 기재 시 지정 취소 및 지원금 전액 반납.</w:t>
+        <w:t>, 7월) → 신규과제 확정(</w:t>
+      </w:r>
+      <w:proofErr w:type="spellStart"/>
+      <w:r>
+        <w:t>산업부</w:t>
+      </w:r>
+      <w:proofErr w:type="spellEnd"/>
+      <w:r>
+        <w:t>, 7월) → 통보·이의신청 → 협약</w:t>
+      </w:r>
+    </w:p>
+    <w:p>
+      <w:pPr>
+        <w:numPr>
+          <w:ilvl w:val="0"/>
+          <w:numId w:val="9"/>
+        </w:numPr>
+      </w:pPr>
+      <w:r>
+        <w:t xml:space="preserve">평가항목: 도전성 </w:t>
+      </w:r>
+      <w:proofErr w:type="gramStart"/>
+      <w:r>
+        <w:t>20 /</w:t>
+      </w:r>
+      <w:proofErr w:type="gramEnd"/>
+      <w:r>
+        <w:t xml:space="preserve"> 창의성 </w:t>
+      </w:r>
+      <w:proofErr w:type="gramStart"/>
+      <w:r>
+        <w:t>30 /</w:t>
+      </w:r>
+      <w:proofErr w:type="gramEnd"/>
+      <w:r>
+        <w:t xml:space="preserve"> 연구역량 </w:t>
+      </w:r>
+      <w:proofErr w:type="gramStart"/>
+      <w:r>
+        <w:t>20 /</w:t>
+      </w:r>
+      <w:proofErr w:type="gramEnd"/>
+      <w:r>
+        <w:t xml:space="preserve"> 사업성 30</w:t>
+      </w:r>
+    </w:p>
+    <w:p>
+      <w:pPr>
+        <w:numPr>
+          <w:ilvl w:val="0"/>
+          <w:numId w:val="9"/>
+        </w:numPr>
+      </w:pPr>
+      <w:r>
+        <w:rPr>
+          <w:b/>
+          <w:bCs/>
+        </w:rPr>
+        <w:t>70점 이상</w:t>
+      </w:r>
+      <w:r>
+        <w:t xml:space="preserve"> 지원가능, 예산 초과 시 고득점 순 선정</w:t>
+      </w:r>
+    </w:p>
+    <w:p>
+      <w:pPr>
+        <w:numPr>
+          <w:ilvl w:val="0"/>
+          <w:numId w:val="9"/>
+        </w:numPr>
+      </w:pPr>
+      <w:r>
+        <w:t>감점: 최근 3년 제재처분·정당사유 없는 과제포기·제재부가금 미납 각 3점(총 5점 한도)</w:t>
+      </w:r>
+    </w:p>
+    <w:p>
+      <w:r>
+        <w:rPr>
+          <w:b/>
+          <w:bCs/>
+        </w:rPr>
+        <w:t>주요 일정</w:t>
+      </w:r>
+    </w:p>
+    <w:p>
+      <w:pPr>
+        <w:numPr>
+          <w:ilvl w:val="0"/>
+          <w:numId w:val="10"/>
+        </w:numPr>
+      </w:pPr>
+      <w:r>
+        <w:t xml:space="preserve">공고·접수: </w:t>
+      </w:r>
+      <w:r>
+        <w:rPr>
+          <w:b/>
+          <w:bCs/>
+        </w:rPr>
+        <w:t>2026.5.29(금) ~ 6.29(월) 18:00까지</w:t>
+      </w:r>
+      <w:r>
+        <w:t xml:space="preserve"> (18시 이후 수정·제출 불가, 접수 유예 없음)</w:t>
+      </w:r>
+    </w:p>
+    <w:p>
+      <w:pPr>
+        <w:numPr>
+          <w:ilvl w:val="0"/>
+          <w:numId w:val="10"/>
+        </w:numPr>
+      </w:pPr>
+      <w:r>
+        <w:t>과제 차별성 미흡 제기: 2026.5.29 ~ 6.5</w:t>
+      </w:r>
+    </w:p>
+    <w:p>
+      <w:r>
+        <w:rPr>
+          <w:b/>
+          <w:bCs/>
+        </w:rPr>
+        <w:t>제출서류 (전체 온라인 접수, 오프라인 불필요)</w:t>
+      </w:r>
+      <w:r>
+        <w:t xml:space="preserve"> 연구개발계획서(</w:t>
+      </w:r>
+      <w:proofErr w:type="spellStart"/>
+      <w:r>
+        <w:t>hwp</w:t>
+      </w:r>
+      <w:proofErr w:type="spellEnd"/>
+      <w:r>
+        <w:t xml:space="preserve">), 사업자등록증, 대표 참여의사 확인서, 개인정보·과세정보 동의서, 연구윤리·보안 서약서, </w:t>
+      </w:r>
+      <w:r>
+        <w:rPr>
+          <w:b/>
+          <w:bCs/>
+        </w:rPr>
+        <w:t>기업부설연구소 인정서</w:t>
+      </w:r>
+      <w:r>
+        <w:t>, 책임자 재직증명서, 신청자격 적정성 확인서, 연구수행총량·동시수행 준수 확약서, 재무제표(영리기관, 별도 재무정보시스템 kofind.co.kr) 등</w:t>
+      </w:r>
+    </w:p>
+    <w:p>
+      <w:r>
+        <w:rPr>
+          <w:b/>
+          <w:bCs/>
+        </w:rPr>
+        <w:t>눈여겨볼 만한 비용 규정</w:t>
+      </w:r>
+    </w:p>
+    <w:p>
+      <w:pPr>
+        <w:numPr>
+          <w:ilvl w:val="0"/>
+          <w:numId w:val="11"/>
+        </w:numPr>
+      </w:pPr>
+      <w:r>
+        <w:lastRenderedPageBreak/>
+        <w:t xml:space="preserve">기술도입비: 총 연구개발비의 30% 이내(국내에 없는 국외기술 50%, </w:t>
+      </w:r>
+      <w:r>
+        <w:rPr>
+          <w:b/>
+          <w:bCs/>
+        </w:rPr>
+        <w:t>AI 관련 기술 도입은 60%까지</w:t>
+      </w:r>
+      <w:r>
+        <w:t>)</w:t>
+      </w:r>
+    </w:p>
+    <w:p>
+      <w:pPr>
+        <w:numPr>
+          <w:ilvl w:val="0"/>
+          <w:numId w:val="11"/>
+        </w:numPr>
+      </w:pPr>
+      <w:r>
+        <w:t>지식서비스·SW·설계기술 등 '인건비 현금 인정 분야'는 중소·중견기업 연구자 인건비 현금 산정 가능</w:t>
+      </w:r>
+    </w:p>
+    <w:p>
+      <w:pPr>
+        <w:numPr>
+          <w:ilvl w:val="0"/>
+          <w:numId w:val="11"/>
+        </w:numPr>
+      </w:pPr>
+      <w:r>
+        <w:t xml:space="preserve">중소기업 주관 과제는 특허전략 </w:t>
+      </w:r>
+      <w:proofErr w:type="spellStart"/>
+      <w:r>
+        <w:t>수립비</w:t>
+      </w:r>
+      <w:proofErr w:type="spellEnd"/>
+      <w:r>
+        <w:t xml:space="preserve"> 계상 의무(자체 특허분석 조직 보유 시 예외)</w:t>
       </w:r>
     </w:p>
     <w:p/>
@@ -753,6 +973,304 @@
 <file path=word/numbering.xml><?xml version="1.0" encoding="utf-8"?>
 <w:numbering xmlns:wpc="http://schemas.microsoft.com/office/word/2010/wordprocessingCanvas" xmlns:cx="http://schemas.microsoft.com/office/drawing/2014/chartex" xmlns:cx1="http://schemas.microsoft.com/office/drawing/2015/9/8/chartex" xmlns:cx2="http://schemas.microsoft.com/office/drawing/2015/10/21/chartex" xmlns:cx3="http://schemas.microsoft.com/office/drawing/2016/5/9/chartex" xmlns:cx4="http://schemas.microsoft.com/office/drawing/2016/5/10/chartex" xmlns:cx5="http://schemas.microsoft.com/office/drawing/2016/5/11/chartex" xmlns:cx6="http://schemas.microsoft.com/office/drawing/2016/5/12/chartex" xmlns:cx7="http://schemas.microsoft.com/office/drawing/2016/5/13/chartex" xmlns:cx8="http://schemas.microsoft.com/office/drawing/2016/5/14/chartex" xmlns:mc="http://schemas.openxmlformats.org/markup-compatibility/2006" xmlns:aink="http://schemas.microsoft.com/office/drawing/2016/ink" xmlns:am3d="http://schemas.microsoft.com/office/drawing/2017/model3d" xmlns:o="urn:schemas-microsoft-com:office:office" xmlns:oel="http://schemas.microsoft.com/office/2019/extlst" xmlns:r="http://schemas.openxmlformats.org/officeDocument/2006/relationships" xmlns:m="http://schemas.openxmlformats.org/officeDocument/2006/math" xmlns:v="urn:schemas-microsoft-com:vml" xmlns:wp14="http://schemas.microsoft.com/office/word/2010/wordprocessingDrawing" xmlns:wp="http://schemas.openxmlformats.org/drawingml/2006/wordprocessingDrawing" xmlns:w10="urn:schemas-microsoft-com:office:word" xmlns:w="http://schemas.openxmlformats.org/wordprocessingml/2006/main" xmlns:w14="http://schemas.microsoft.com/office/word/2010/wordml" xmlns:w15="http://schemas.microsoft.com/office/word/2012/wordml" xmlns:w16cex="http://schemas.microsoft.com/office/word/2018/wordml/cex" xmlns:w16cid="http://schemas.microsoft.com/office/word/2016/wordml/cid" xmlns:w16="http://schemas.microsoft.com/office/word/2018/wordml" xmlns:w16du="http://schemas.microsoft.com/office/word/2023/wordml/word16du" xmlns:w16sdtdh="http://schemas.microsoft.com/office/word/2020/wordml/sdtdatahash" xmlns:w16sdtfl="http://schemas.microsoft.com/office/word/2024/wordml/sdtformatlock" xmlns:w16se="http://schemas.microsoft.com/office/word/2015/wordml/symex" xmlns:wpg="http://schemas.microsoft.com/office/word/2010/wordprocessingGroup" xmlns:wpi="http://schemas.microsoft.com/office/word/2010/wordprocessingInk" xmlns:wne="http://schemas.microsoft.com/office/word/2006/wordml" xmlns:wps="http://schemas.microsoft.com/office/word/2010/wordprocessingShape" mc:Ignorable="w14 w15 w16se w16cid w16 w16cex w16sdtdh w16sdtfl w16du wp14">
   <w:abstractNum w:abstractNumId="0" w15:restartNumberingAfterBreak="0">
+    <w:nsid w:val="030D3611"/>
+    <w:multiLevelType w:val="multilevel"/>
+    <w:tmpl w:val="CB18FB52"/>
+    <w:lvl w:ilvl="0">
+      <w:start w:val="1"/>
+      <w:numFmt w:val="bullet"/>
+      <w:lvlText w:val=""/>
+      <w:lvlJc w:val="left"/>
+      <w:pPr>
+        <w:tabs>
+          <w:tab w:val="num" w:pos="720"/>
+        </w:tabs>
+        <w:ind w:left="720" w:hanging="360"/>
+      </w:pPr>
+      <w:rPr>
+        <w:rFonts w:ascii="Symbol" w:hAnsi="Symbol" w:hint="default"/>
+        <w:sz w:val="20"/>
+      </w:rPr>
+    </w:lvl>
+    <w:lvl w:ilvl="1" w:tentative="1">
+      <w:start w:val="1"/>
+      <w:numFmt w:val="bullet"/>
+      <w:lvlText w:val="o"/>
+      <w:lvlJc w:val="left"/>
+      <w:pPr>
+        <w:tabs>
+          <w:tab w:val="num" w:pos="1440"/>
+        </w:tabs>
+        <w:ind w:left="1440" w:hanging="360"/>
+      </w:pPr>
+      <w:rPr>
+        <w:rFonts w:ascii="Courier New" w:hAnsi="Courier New" w:hint="default"/>
+        <w:sz w:val="20"/>
+      </w:rPr>
+    </w:lvl>
+    <w:lvl w:ilvl="2" w:tentative="1">
+      <w:start w:val="1"/>
+      <w:numFmt w:val="bullet"/>
+      <w:lvlText w:val=""/>
+      <w:lvlJc w:val="left"/>
+      <w:pPr>
+        <w:tabs>
+          <w:tab w:val="num" w:pos="2160"/>
+        </w:tabs>
+        <w:ind w:left="2160" w:hanging="360"/>
+      </w:pPr>
+      <w:rPr>
+        <w:rFonts w:ascii="Wingdings" w:hAnsi="Wingdings" w:hint="default"/>
+        <w:sz w:val="20"/>
+      </w:rPr>
+    </w:lvl>
+    <w:lvl w:ilvl="3" w:tentative="1">
+      <w:start w:val="1"/>
+      <w:numFmt w:val="bullet"/>
+      <w:lvlText w:val=""/>
+      <w:lvlJc w:val="left"/>
+      <w:pPr>
+        <w:tabs>
+          <w:tab w:val="num" w:pos="2880"/>
+        </w:tabs>
+        <w:ind w:left="2880" w:hanging="360"/>
+      </w:pPr>
+      <w:rPr>
+        <w:rFonts w:ascii="Wingdings" w:hAnsi="Wingdings" w:hint="default"/>
+        <w:sz w:val="20"/>
+      </w:rPr>
+    </w:lvl>
+    <w:lvl w:ilvl="4" w:tentative="1">
+      <w:start w:val="1"/>
+      <w:numFmt w:val="bullet"/>
+      <w:lvlText w:val=""/>
+      <w:lvlJc w:val="left"/>
+      <w:pPr>
+        <w:tabs>
+          <w:tab w:val="num" w:pos="3600"/>
+        </w:tabs>
+        <w:ind w:left="3600" w:hanging="360"/>
+      </w:pPr>
+      <w:rPr>
+        <w:rFonts w:ascii="Wingdings" w:hAnsi="Wingdings" w:hint="default"/>
+        <w:sz w:val="20"/>
+      </w:rPr>
+    </w:lvl>
+    <w:lvl w:ilvl="5" w:tentative="1">
+      <w:start w:val="1"/>
+      <w:numFmt w:val="bullet"/>
+      <w:lvlText w:val=""/>
+      <w:lvlJc w:val="left"/>
+      <w:pPr>
+        <w:tabs>
+          <w:tab w:val="num" w:pos="4320"/>
+        </w:tabs>
+        <w:ind w:left="4320" w:hanging="360"/>
+      </w:pPr>
+      <w:rPr>
+        <w:rFonts w:ascii="Wingdings" w:hAnsi="Wingdings" w:hint="default"/>
+        <w:sz w:val="20"/>
+      </w:rPr>
+    </w:lvl>
+    <w:lvl w:ilvl="6" w:tentative="1">
+      <w:start w:val="1"/>
+      <w:numFmt w:val="bullet"/>
+      <w:lvlText w:val=""/>
+      <w:lvlJc w:val="left"/>
+      <w:pPr>
+        <w:tabs>
+          <w:tab w:val="num" w:pos="5040"/>
+        </w:tabs>
+        <w:ind w:left="5040" w:hanging="360"/>
+      </w:pPr>
+      <w:rPr>
+        <w:rFonts w:ascii="Wingdings" w:hAnsi="Wingdings" w:hint="default"/>
+        <w:sz w:val="20"/>
+      </w:rPr>
+    </w:lvl>
+    <w:lvl w:ilvl="7" w:tentative="1">
+      <w:start w:val="1"/>
+      <w:numFmt w:val="bullet"/>
+      <w:lvlText w:val=""/>
+      <w:lvlJc w:val="left"/>
+      <w:pPr>
+        <w:tabs>
+          <w:tab w:val="num" w:pos="5760"/>
+        </w:tabs>
+        <w:ind w:left="5760" w:hanging="360"/>
+      </w:pPr>
+      <w:rPr>
+        <w:rFonts w:ascii="Wingdings" w:hAnsi="Wingdings" w:hint="default"/>
+        <w:sz w:val="20"/>
+      </w:rPr>
+    </w:lvl>
+    <w:lvl w:ilvl="8" w:tentative="1">
+      <w:start w:val="1"/>
+      <w:numFmt w:val="bullet"/>
+      <w:lvlText w:val=""/>
+      <w:lvlJc w:val="left"/>
+      <w:pPr>
+        <w:tabs>
+          <w:tab w:val="num" w:pos="6480"/>
+        </w:tabs>
+        <w:ind w:left="6480" w:hanging="360"/>
+      </w:pPr>
+      <w:rPr>
+        <w:rFonts w:ascii="Wingdings" w:hAnsi="Wingdings" w:hint="default"/>
+        <w:sz w:val="20"/>
+      </w:rPr>
+    </w:lvl>
+  </w:abstractNum>
+  <w:abstractNum w:abstractNumId="1" w15:restartNumberingAfterBreak="0">
+    <w:nsid w:val="046F572C"/>
+    <w:multiLevelType w:val="multilevel"/>
+    <w:tmpl w:val="14BE2656"/>
+    <w:lvl w:ilvl="0">
+      <w:start w:val="1"/>
+      <w:numFmt w:val="bullet"/>
+      <w:lvlText w:val=""/>
+      <w:lvlJc w:val="left"/>
+      <w:pPr>
+        <w:tabs>
+          <w:tab w:val="num" w:pos="720"/>
+        </w:tabs>
+        <w:ind w:left="720" w:hanging="360"/>
+      </w:pPr>
+      <w:rPr>
+        <w:rFonts w:ascii="Symbol" w:hAnsi="Symbol" w:hint="default"/>
+        <w:sz w:val="20"/>
+      </w:rPr>
+    </w:lvl>
+    <w:lvl w:ilvl="1" w:tentative="1">
+      <w:start w:val="1"/>
+      <w:numFmt w:val="bullet"/>
+      <w:lvlText w:val="o"/>
+      <w:lvlJc w:val="left"/>
+      <w:pPr>
+        <w:tabs>
+          <w:tab w:val="num" w:pos="1440"/>
+        </w:tabs>
+        <w:ind w:left="1440" w:hanging="360"/>
+      </w:pPr>
+      <w:rPr>
+        <w:rFonts w:ascii="Courier New" w:hAnsi="Courier New" w:hint="default"/>
+        <w:sz w:val="20"/>
+      </w:rPr>
+    </w:lvl>
+    <w:lvl w:ilvl="2" w:tentative="1">
+      <w:start w:val="1"/>
+      <w:numFmt w:val="bullet"/>
+      <w:lvlText w:val=""/>
+      <w:lvlJc w:val="left"/>
+      <w:pPr>
+        <w:tabs>
+          <w:tab w:val="num" w:pos="2160"/>
+        </w:tabs>
+        <w:ind w:left="2160" w:hanging="360"/>
+      </w:pPr>
+      <w:rPr>
+        <w:rFonts w:ascii="Wingdings" w:hAnsi="Wingdings" w:hint="default"/>
+        <w:sz w:val="20"/>
+      </w:rPr>
+    </w:lvl>
+    <w:lvl w:ilvl="3" w:tentative="1">
+      <w:start w:val="1"/>
+      <w:numFmt w:val="bullet"/>
+      <w:lvlText w:val=""/>
+      <w:lvlJc w:val="left"/>
+      <w:pPr>
+        <w:tabs>
+          <w:tab w:val="num" w:pos="2880"/>
+        </w:tabs>
+        <w:ind w:left="2880" w:hanging="360"/>
+      </w:pPr>
+      <w:rPr>
+        <w:rFonts w:ascii="Wingdings" w:hAnsi="Wingdings" w:hint="default"/>
+        <w:sz w:val="20"/>
+      </w:rPr>
+    </w:lvl>
+    <w:lvl w:ilvl="4" w:tentative="1">
+      <w:start w:val="1"/>
+      <w:numFmt w:val="bullet"/>
+      <w:lvlText w:val=""/>
+      <w:lvlJc w:val="left"/>
+      <w:pPr>
+        <w:tabs>
+          <w:tab w:val="num" w:pos="3600"/>
+        </w:tabs>
+        <w:ind w:left="3600" w:hanging="360"/>
+      </w:pPr>
+      <w:rPr>
+        <w:rFonts w:ascii="Wingdings" w:hAnsi="Wingdings" w:hint="default"/>
+        <w:sz w:val="20"/>
+      </w:rPr>
+    </w:lvl>
+    <w:lvl w:ilvl="5" w:tentative="1">
+      <w:start w:val="1"/>
+      <w:numFmt w:val="bullet"/>
+      <w:lvlText w:val=""/>
+      <w:lvlJc w:val="left"/>
+      <w:pPr>
+        <w:tabs>
+          <w:tab w:val="num" w:pos="4320"/>
+        </w:tabs>
+        <w:ind w:left="4320" w:hanging="360"/>
+      </w:pPr>
+      <w:rPr>
+        <w:rFonts w:ascii="Wingdings" w:hAnsi="Wingdings" w:hint="default"/>
+        <w:sz w:val="20"/>
+      </w:rPr>
+    </w:lvl>
+    <w:lvl w:ilvl="6" w:tentative="1">
+      <w:start w:val="1"/>
+      <w:numFmt w:val="bullet"/>
+      <w:lvlText w:val=""/>
+      <w:lvlJc w:val="left"/>
+      <w:pPr>
+        <w:tabs>
+          <w:tab w:val="num" w:pos="5040"/>
+        </w:tabs>
+        <w:ind w:left="5040" w:hanging="360"/>
+      </w:pPr>
+      <w:rPr>
+        <w:rFonts w:ascii="Wingdings" w:hAnsi="Wingdings" w:hint="default"/>
+        <w:sz w:val="20"/>
+      </w:rPr>
+    </w:lvl>
+    <w:lvl w:ilvl="7" w:tentative="1">
+      <w:start w:val="1"/>
+      <w:numFmt w:val="bullet"/>
+      <w:lvlText w:val=""/>
+      <w:lvlJc w:val="left"/>
+      <w:pPr>
+        <w:tabs>
+          <w:tab w:val="num" w:pos="5760"/>
+        </w:tabs>
+        <w:ind w:left="5760" w:hanging="360"/>
+      </w:pPr>
+      <w:rPr>
+        <w:rFonts w:ascii="Wingdings" w:hAnsi="Wingdings" w:hint="default"/>
+        <w:sz w:val="20"/>
+      </w:rPr>
+    </w:lvl>
+    <w:lvl w:ilvl="8" w:tentative="1">
+      <w:start w:val="1"/>
+      <w:numFmt w:val="bullet"/>
+      <w:lvlText w:val=""/>
+      <w:lvlJc w:val="left"/>
+      <w:pPr>
+        <w:tabs>
+          <w:tab w:val="num" w:pos="6480"/>
+        </w:tabs>
+        <w:ind w:left="6480" w:hanging="360"/>
+      </w:pPr>
+      <w:rPr>
+        <w:rFonts w:ascii="Wingdings" w:hAnsi="Wingdings" w:hint="default"/>
+        <w:sz w:val="20"/>
+      </w:rPr>
+    </w:lvl>
+  </w:abstractNum>
+  <w:abstractNum w:abstractNumId="2" w15:restartNumberingAfterBreak="0">
     <w:nsid w:val="089B4378"/>
     <w:multiLevelType w:val="multilevel"/>
     <w:tmpl w:val="33A0D75E"/>
@@ -901,7 +1419,7 @@
       </w:rPr>
     </w:lvl>
   </w:abstractNum>
-  <w:abstractNum w:abstractNumId="1" w15:restartNumberingAfterBreak="0">
+  <w:abstractNum w:abstractNumId="3" w15:restartNumberingAfterBreak="0">
     <w:nsid w:val="303D4874"/>
     <w:multiLevelType w:val="multilevel"/>
     <w:tmpl w:val="87D8F3D6"/>
@@ -1050,7 +1568,7 @@
       </w:rPr>
     </w:lvl>
   </w:abstractNum>
-  <w:abstractNum w:abstractNumId="2" w15:restartNumberingAfterBreak="0">
+  <w:abstractNum w:abstractNumId="4" w15:restartNumberingAfterBreak="0">
     <w:nsid w:val="4DDE771F"/>
     <w:multiLevelType w:val="multilevel"/>
     <w:tmpl w:val="6AB4E732"/>
@@ -1199,7 +1717,7 @@
       </w:rPr>
     </w:lvl>
   </w:abstractNum>
-  <w:abstractNum w:abstractNumId="3" w15:restartNumberingAfterBreak="0">
+  <w:abstractNum w:abstractNumId="5" w15:restartNumberingAfterBreak="0">
     <w:nsid w:val="523A3920"/>
     <w:multiLevelType w:val="multilevel"/>
     <w:tmpl w:val="9A2279BA"/>
@@ -1348,7 +1866,156 @@
       </w:rPr>
     </w:lvl>
   </w:abstractNum>
-  <w:abstractNum w:abstractNumId="4" w15:restartNumberingAfterBreak="0">
+  <w:abstractNum w:abstractNumId="6" w15:restartNumberingAfterBreak="0">
+    <w:nsid w:val="5A1C3558"/>
+    <w:multiLevelType w:val="multilevel"/>
+    <w:tmpl w:val="63BC7F5C"/>
+    <w:lvl w:ilvl="0">
+      <w:start w:val="1"/>
+      <w:numFmt w:val="bullet"/>
+      <w:lvlText w:val=""/>
+      <w:lvlJc w:val="left"/>
+      <w:pPr>
+        <w:tabs>
+          <w:tab w:val="num" w:pos="720"/>
+        </w:tabs>
+        <w:ind w:left="720" w:hanging="360"/>
+      </w:pPr>
+      <w:rPr>
+        <w:rFonts w:ascii="Symbol" w:hAnsi="Symbol" w:hint="default"/>
+        <w:sz w:val="20"/>
+      </w:rPr>
+    </w:lvl>
+    <w:lvl w:ilvl="1" w:tentative="1">
+      <w:start w:val="1"/>
+      <w:numFmt w:val="bullet"/>
+      <w:lvlText w:val="o"/>
+      <w:lvlJc w:val="left"/>
+      <w:pPr>
+        <w:tabs>
+          <w:tab w:val="num" w:pos="1440"/>
+        </w:tabs>
+        <w:ind w:left="1440" w:hanging="360"/>
+      </w:pPr>
+      <w:rPr>
+        <w:rFonts w:ascii="Courier New" w:hAnsi="Courier New" w:hint="default"/>
+        <w:sz w:val="20"/>
+      </w:rPr>
+    </w:lvl>
+    <w:lvl w:ilvl="2" w:tentative="1">
+      <w:start w:val="1"/>
+      <w:numFmt w:val="bullet"/>
+      <w:lvlText w:val=""/>
+      <w:lvlJc w:val="left"/>
+      <w:pPr>
+        <w:tabs>
+          <w:tab w:val="num" w:pos="2160"/>
+        </w:tabs>
+        <w:ind w:left="2160" w:hanging="360"/>
+      </w:pPr>
+      <w:rPr>
+        <w:rFonts w:ascii="Wingdings" w:hAnsi="Wingdings" w:hint="default"/>
+        <w:sz w:val="20"/>
+      </w:rPr>
+    </w:lvl>
+    <w:lvl w:ilvl="3" w:tentative="1">
+      <w:start w:val="1"/>
+      <w:numFmt w:val="bullet"/>
+      <w:lvlText w:val=""/>
+      <w:lvlJc w:val="left"/>
+      <w:pPr>
+        <w:tabs>
+          <w:tab w:val="num" w:pos="2880"/>
+        </w:tabs>
+        <w:ind w:left="2880" w:hanging="360"/>
+      </w:pPr>
+      <w:rPr>
+        <w:rFonts w:ascii="Wingdings" w:hAnsi="Wingdings" w:hint="default"/>
+        <w:sz w:val="20"/>
+      </w:rPr>
+    </w:lvl>
+    <w:lvl w:ilvl="4" w:tentative="1">
+      <w:start w:val="1"/>
+      <w:numFmt w:val="bullet"/>
+      <w:lvlText w:val=""/>
+      <w:lvlJc w:val="left"/>
+      <w:pPr>
+        <w:tabs>
+          <w:tab w:val="num" w:pos="3600"/>
+        </w:tabs>
+        <w:ind w:left="3600" w:hanging="360"/>
+      </w:pPr>
+      <w:rPr>
+        <w:rFonts w:ascii="Wingdings" w:hAnsi="Wingdings" w:hint="default"/>
+        <w:sz w:val="20"/>
+      </w:rPr>
+    </w:lvl>
+    <w:lvl w:ilvl="5" w:tentative="1">
+      <w:start w:val="1"/>
+      <w:numFmt w:val="bullet"/>
+      <w:lvlText w:val=""/>
+      <w:lvlJc w:val="left"/>
+      <w:pPr>
+        <w:tabs>
+          <w:tab w:val="num" w:pos="4320"/>
+        </w:tabs>
+        <w:ind w:left="4320" w:hanging="360"/>
+      </w:pPr>
+      <w:rPr>
+        <w:rFonts w:ascii="Wingdings" w:hAnsi="Wingdings" w:hint="default"/>
+        <w:sz w:val="20"/>
+      </w:rPr>
+    </w:lvl>
+    <w:lvl w:ilvl="6" w:tentative="1">
+      <w:start w:val="1"/>
+      <w:numFmt w:val="bullet"/>
+      <w:lvlText w:val=""/>
+      <w:lvlJc w:val="left"/>
+      <w:pPr>
+        <w:tabs>
+          <w:tab w:val="num" w:pos="5040"/>
+        </w:tabs>
+        <w:ind w:left="5040" w:hanging="360"/>
+      </w:pPr>
+      <w:rPr>
+        <w:rFonts w:ascii="Wingdings" w:hAnsi="Wingdings" w:hint="default"/>
+        <w:sz w:val="20"/>
+      </w:rPr>
+    </w:lvl>
+    <w:lvl w:ilvl="7" w:tentative="1">
+      <w:start w:val="1"/>
+      <w:numFmt w:val="bullet"/>
+      <w:lvlText w:val=""/>
+      <w:lvlJc w:val="left"/>
+      <w:pPr>
+        <w:tabs>
+          <w:tab w:val="num" w:pos="5760"/>
+        </w:tabs>
+        <w:ind w:left="5760" w:hanging="360"/>
+      </w:pPr>
+      <w:rPr>
+        <w:rFonts w:ascii="Wingdings" w:hAnsi="Wingdings" w:hint="default"/>
+        <w:sz w:val="20"/>
+      </w:rPr>
+    </w:lvl>
+    <w:lvl w:ilvl="8" w:tentative="1">
+      <w:start w:val="1"/>
+      <w:numFmt w:val="bullet"/>
+      <w:lvlText w:val=""/>
+      <w:lvlJc w:val="left"/>
+      <w:pPr>
+        <w:tabs>
+          <w:tab w:val="num" w:pos="6480"/>
+        </w:tabs>
+        <w:ind w:left="6480" w:hanging="360"/>
+      </w:pPr>
+      <w:rPr>
+        <w:rFonts w:ascii="Wingdings" w:hAnsi="Wingdings" w:hint="default"/>
+        <w:sz w:val="20"/>
+      </w:rPr>
+    </w:lvl>
+  </w:abstractNum>
+  <w:abstractNum w:abstractNumId="7" w15:restartNumberingAfterBreak="0">
     <w:nsid w:val="5CEF7AD9"/>
     <w:multiLevelType w:val="multilevel"/>
     <w:tmpl w:val="6D9EB9EC"/>
@@ -1497,7 +2164,156 @@
       </w:rPr>
     </w:lvl>
   </w:abstractNum>
-  <w:abstractNum w:abstractNumId="5" w15:restartNumberingAfterBreak="0">
+  <w:abstractNum w:abstractNumId="8" w15:restartNumberingAfterBreak="0">
+    <w:nsid w:val="740243B6"/>
+    <w:multiLevelType w:val="multilevel"/>
+    <w:tmpl w:val="E4CCE656"/>
+    <w:lvl w:ilvl="0">
+      <w:start w:val="1"/>
+      <w:numFmt w:val="bullet"/>
+      <w:lvlText w:val=""/>
+      <w:lvlJc w:val="left"/>
+      <w:pPr>
+        <w:tabs>
+          <w:tab w:val="num" w:pos="720"/>
+        </w:tabs>
+        <w:ind w:left="720" w:hanging="360"/>
+      </w:pPr>
+      <w:rPr>
+        <w:rFonts w:ascii="Symbol" w:hAnsi="Symbol" w:hint="default"/>
+        <w:sz w:val="20"/>
+      </w:rPr>
+    </w:lvl>
+    <w:lvl w:ilvl="1" w:tentative="1">
+      <w:start w:val="1"/>
+      <w:numFmt w:val="bullet"/>
+      <w:lvlText w:val="o"/>
+      <w:lvlJc w:val="left"/>
+      <w:pPr>
+        <w:tabs>
+          <w:tab w:val="num" w:pos="1440"/>
+        </w:tabs>
+        <w:ind w:left="1440" w:hanging="360"/>
+      </w:pPr>
+      <w:rPr>
+        <w:rFonts w:ascii="Courier New" w:hAnsi="Courier New" w:hint="default"/>
+        <w:sz w:val="20"/>
+      </w:rPr>
+    </w:lvl>
+    <w:lvl w:ilvl="2" w:tentative="1">
+      <w:start w:val="1"/>
+      <w:numFmt w:val="bullet"/>
+      <w:lvlText w:val=""/>
+      <w:lvlJc w:val="left"/>
+      <w:pPr>
+        <w:tabs>
+          <w:tab w:val="num" w:pos="2160"/>
+        </w:tabs>
+        <w:ind w:left="2160" w:hanging="360"/>
+      </w:pPr>
+      <w:rPr>
+        <w:rFonts w:ascii="Wingdings" w:hAnsi="Wingdings" w:hint="default"/>
+        <w:sz w:val="20"/>
+      </w:rPr>
+    </w:lvl>
+    <w:lvl w:ilvl="3" w:tentative="1">
+      <w:start w:val="1"/>
+      <w:numFmt w:val="bullet"/>
+      <w:lvlText w:val=""/>
+      <w:lvlJc w:val="left"/>
+      <w:pPr>
+        <w:tabs>
+          <w:tab w:val="num" w:pos="2880"/>
+        </w:tabs>
+        <w:ind w:left="2880" w:hanging="360"/>
+      </w:pPr>
+      <w:rPr>
+        <w:rFonts w:ascii="Wingdings" w:hAnsi="Wingdings" w:hint="default"/>
+        <w:sz w:val="20"/>
+      </w:rPr>
+    </w:lvl>
+    <w:lvl w:ilvl="4" w:tentative="1">
+      <w:start w:val="1"/>
+      <w:numFmt w:val="bullet"/>
+      <w:lvlText w:val=""/>
+      <w:lvlJc w:val="left"/>
+      <w:pPr>
+        <w:tabs>
+          <w:tab w:val="num" w:pos="3600"/>
+        </w:tabs>
+        <w:ind w:left="3600" w:hanging="360"/>
+      </w:pPr>
+      <w:rPr>
+        <w:rFonts w:ascii="Wingdings" w:hAnsi="Wingdings" w:hint="default"/>
+        <w:sz w:val="20"/>
+      </w:rPr>
+    </w:lvl>
+    <w:lvl w:ilvl="5" w:tentative="1">
+      <w:start w:val="1"/>
+      <w:numFmt w:val="bullet"/>
+      <w:lvlText w:val=""/>
+      <w:lvlJc w:val="left"/>
+      <w:pPr>
+        <w:tabs>
+          <w:tab w:val="num" w:pos="4320"/>
+        </w:tabs>
+        <w:ind w:left="4320" w:hanging="360"/>
+      </w:pPr>
+      <w:rPr>
+        <w:rFonts w:ascii="Wingdings" w:hAnsi="Wingdings" w:hint="default"/>
+        <w:sz w:val="20"/>
+      </w:rPr>
+    </w:lvl>
+    <w:lvl w:ilvl="6" w:tentative="1">
+      <w:start w:val="1"/>
+      <w:numFmt w:val="bullet"/>
+      <w:lvlText w:val=""/>
+      <w:lvlJc w:val="left"/>
+      <w:pPr>
+        <w:tabs>
+          <w:tab w:val="num" w:pos="5040"/>
+        </w:tabs>
+        <w:ind w:left="5040" w:hanging="360"/>
+      </w:pPr>
+      <w:rPr>
+        <w:rFonts w:ascii="Wingdings" w:hAnsi="Wingdings" w:hint="default"/>
+        <w:sz w:val="20"/>
+      </w:rPr>
+    </w:lvl>
+    <w:lvl w:ilvl="7" w:tentative="1">
+      <w:start w:val="1"/>
+      <w:numFmt w:val="bullet"/>
+      <w:lvlText w:val=""/>
+      <w:lvlJc w:val="left"/>
+      <w:pPr>
+        <w:tabs>
+          <w:tab w:val="num" w:pos="5760"/>
+        </w:tabs>
+        <w:ind w:left="5760" w:hanging="360"/>
+      </w:pPr>
+      <w:rPr>
+        <w:rFonts w:ascii="Wingdings" w:hAnsi="Wingdings" w:hint="default"/>
+        <w:sz w:val="20"/>
+      </w:rPr>
+    </w:lvl>
+    <w:lvl w:ilvl="8" w:tentative="1">
+      <w:start w:val="1"/>
+      <w:numFmt w:val="bullet"/>
+      <w:lvlText w:val=""/>
+      <w:lvlJc w:val="left"/>
+      <w:pPr>
+        <w:tabs>
+          <w:tab w:val="num" w:pos="6480"/>
+        </w:tabs>
+        <w:ind w:left="6480" w:hanging="360"/>
+      </w:pPr>
+      <w:rPr>
+        <w:rFonts w:ascii="Wingdings" w:hAnsi="Wingdings" w:hint="default"/>
+        <w:sz w:val="20"/>
+      </w:rPr>
+    </w:lvl>
+  </w:abstractNum>
+  <w:abstractNum w:abstractNumId="9" w15:restartNumberingAfterBreak="0">
     <w:nsid w:val="75D075C0"/>
     <w:multiLevelType w:val="multilevel"/>
     <w:tmpl w:val="431CD388"/>
@@ -1646,23 +2462,187 @@
       </w:rPr>
     </w:lvl>
   </w:abstractNum>
+  <w:abstractNum w:abstractNumId="10" w15:restartNumberingAfterBreak="0">
+    <w:nsid w:val="75D13397"/>
+    <w:multiLevelType w:val="multilevel"/>
+    <w:tmpl w:val="B6E4E264"/>
+    <w:lvl w:ilvl="0">
+      <w:start w:val="1"/>
+      <w:numFmt w:val="bullet"/>
+      <w:lvlText w:val=""/>
+      <w:lvlJc w:val="left"/>
+      <w:pPr>
+        <w:tabs>
+          <w:tab w:val="num" w:pos="720"/>
+        </w:tabs>
+        <w:ind w:left="720" w:hanging="360"/>
+      </w:pPr>
+      <w:rPr>
+        <w:rFonts w:ascii="Symbol" w:hAnsi="Symbol" w:hint="default"/>
+        <w:sz w:val="20"/>
+      </w:rPr>
+    </w:lvl>
+    <w:lvl w:ilvl="1" w:tentative="1">
+      <w:start w:val="1"/>
+      <w:numFmt w:val="bullet"/>
+      <w:lvlText w:val="o"/>
+      <w:lvlJc w:val="left"/>
+      <w:pPr>
+        <w:tabs>
+          <w:tab w:val="num" w:pos="1440"/>
+        </w:tabs>
+        <w:ind w:left="1440" w:hanging="360"/>
+      </w:pPr>
+      <w:rPr>
+        <w:rFonts w:ascii="Courier New" w:hAnsi="Courier New" w:hint="default"/>
+        <w:sz w:val="20"/>
+      </w:rPr>
+    </w:lvl>
+    <w:lvl w:ilvl="2" w:tentative="1">
+      <w:start w:val="1"/>
+      <w:numFmt w:val="bullet"/>
+      <w:lvlText w:val=""/>
+      <w:lvlJc w:val="left"/>
+      <w:pPr>
+        <w:tabs>
+          <w:tab w:val="num" w:pos="2160"/>
+        </w:tabs>
+        <w:ind w:left="2160" w:hanging="360"/>
+      </w:pPr>
+      <w:rPr>
+        <w:rFonts w:ascii="Wingdings" w:hAnsi="Wingdings" w:hint="default"/>
+        <w:sz w:val="20"/>
+      </w:rPr>
+    </w:lvl>
+    <w:lvl w:ilvl="3" w:tentative="1">
+      <w:start w:val="1"/>
+      <w:numFmt w:val="bullet"/>
+      <w:lvlText w:val=""/>
+      <w:lvlJc w:val="left"/>
+      <w:pPr>
+        <w:tabs>
+          <w:tab w:val="num" w:pos="2880"/>
+        </w:tabs>
+        <w:ind w:left="2880" w:hanging="360"/>
+      </w:pPr>
+      <w:rPr>
+        <w:rFonts w:ascii="Wingdings" w:hAnsi="Wingdings" w:hint="default"/>
+        <w:sz w:val="20"/>
+      </w:rPr>
+    </w:lvl>
+    <w:lvl w:ilvl="4" w:tentative="1">
+      <w:start w:val="1"/>
+      <w:numFmt w:val="bullet"/>
+      <w:lvlText w:val=""/>
+      <w:lvlJc w:val="left"/>
+      <w:pPr>
+        <w:tabs>
+          <w:tab w:val="num" w:pos="3600"/>
+        </w:tabs>
+        <w:ind w:left="3600" w:hanging="360"/>
+      </w:pPr>
+      <w:rPr>
+        <w:rFonts w:ascii="Wingdings" w:hAnsi="Wingdings" w:hint="default"/>
+        <w:sz w:val="20"/>
+      </w:rPr>
+    </w:lvl>
+    <w:lvl w:ilvl="5" w:tentative="1">
+      <w:start w:val="1"/>
+      <w:numFmt w:val="bullet"/>
+      <w:lvlText w:val=""/>
+      <w:lvlJc w:val="left"/>
+      <w:pPr>
+        <w:tabs>
+          <w:tab w:val="num" w:pos="4320"/>
+        </w:tabs>
+        <w:ind w:left="4320" w:hanging="360"/>
+      </w:pPr>
+      <w:rPr>
+        <w:rFonts w:ascii="Wingdings" w:hAnsi="Wingdings" w:hint="default"/>
+        <w:sz w:val="20"/>
+      </w:rPr>
+    </w:lvl>
+    <w:lvl w:ilvl="6" w:tentative="1">
+      <w:start w:val="1"/>
+      <w:numFmt w:val="bullet"/>
+      <w:lvlText w:val=""/>
+      <w:lvlJc w:val="left"/>
+      <w:pPr>
+        <w:tabs>
+          <w:tab w:val="num" w:pos="5040"/>
+        </w:tabs>
+        <w:ind w:left="5040" w:hanging="360"/>
+      </w:pPr>
+      <w:rPr>
+        <w:rFonts w:ascii="Wingdings" w:hAnsi="Wingdings" w:hint="default"/>
+        <w:sz w:val="20"/>
+      </w:rPr>
+    </w:lvl>
+    <w:lvl w:ilvl="7" w:tentative="1">
+      <w:start w:val="1"/>
+      <w:numFmt w:val="bullet"/>
+      <w:lvlText w:val=""/>
+      <w:lvlJc w:val="left"/>
+      <w:pPr>
+        <w:tabs>
+          <w:tab w:val="num" w:pos="5760"/>
+        </w:tabs>
+        <w:ind w:left="5760" w:hanging="360"/>
+      </w:pPr>
+      <w:rPr>
+        <w:rFonts w:ascii="Wingdings" w:hAnsi="Wingdings" w:hint="default"/>
+        <w:sz w:val="20"/>
+      </w:rPr>
+    </w:lvl>
+    <w:lvl w:ilvl="8" w:tentative="1">
+      <w:start w:val="1"/>
+      <w:numFmt w:val="bullet"/>
+      <w:lvlText w:val=""/>
+      <w:lvlJc w:val="left"/>
+      <w:pPr>
+        <w:tabs>
+          <w:tab w:val="num" w:pos="6480"/>
+        </w:tabs>
+        <w:ind w:left="6480" w:hanging="360"/>
+      </w:pPr>
+      <w:rPr>
+        <w:rFonts w:ascii="Wingdings" w:hAnsi="Wingdings" w:hint="default"/>
+        <w:sz w:val="20"/>
+      </w:rPr>
+    </w:lvl>
+  </w:abstractNum>
   <w:num w:numId="1" w16cid:durableId="1127890803">
+    <w:abstractNumId w:val="9"/>
+  </w:num>
+  <w:num w:numId="2" w16cid:durableId="1941789423">
+    <w:abstractNumId w:val="4"/>
+  </w:num>
+  <w:num w:numId="3" w16cid:durableId="370032571">
+    <w:abstractNumId w:val="7"/>
+  </w:num>
+  <w:num w:numId="4" w16cid:durableId="1962177852">
+    <w:abstractNumId w:val="3"/>
+  </w:num>
+  <w:num w:numId="5" w16cid:durableId="1032069535">
     <w:abstractNumId w:val="5"/>
   </w:num>
-  <w:num w:numId="2" w16cid:durableId="1941789423">
+  <w:num w:numId="6" w16cid:durableId="1468280340">
     <w:abstractNumId w:val="2"/>
   </w:num>
-  <w:num w:numId="3" w16cid:durableId="370032571">
-    <w:abstractNumId w:val="4"/>
+  <w:num w:numId="7" w16cid:durableId="110634493">
+    <w:abstractNumId w:val="0"/>
   </w:num>
-  <w:num w:numId="4" w16cid:durableId="1962177852">
+  <w:num w:numId="8" w16cid:durableId="348023377">
     <w:abstractNumId w:val="1"/>
   </w:num>
-  <w:num w:numId="5" w16cid:durableId="1032069535">
-    <w:abstractNumId w:val="3"/>
+  <w:num w:numId="9" w16cid:durableId="1234972833">
+    <w:abstractNumId w:val="10"/>
   </w:num>
-  <w:num w:numId="6" w16cid:durableId="1468280340">
-    <w:abstractNumId w:val="0"/>
+  <w:num w:numId="10" w16cid:durableId="1232471916">
+    <w:abstractNumId w:val="6"/>
+  </w:num>
+  <w:num w:numId="11" w16cid:durableId="242953503">
+    <w:abstractNumId w:val="8"/>
   </w:num>
 </w:numbering>
 </file>
